--- a/3. MusicAndArts/1. CarnaticMusicPlusOthers/0. Books/SahajayogaBhajansAndNotes/0. Bhajans_WithWordToWordTranslations/11. AkhonMeBasee.docx
+++ b/3. MusicAndArts/1. CarnaticMusicPlusOthers/0. Books/SahajayogaBhajansAndNotes/0. Bhajans_WithWordToWordTranslations/11. AkhonMeBasee.docx
@@ -85,7 +85,7 @@
         <w:rPr>
           <w:rtl w:val="0"/>
         </w:rPr>
-        <w:t xml:space="preserve">(Carnatic - melakartha 34 derivative - Sa Ri2 Ri3/Ga2 Ga3 Ma1 Pa Da2 Ni2 Sa)</w:t>
+        <w:t xml:space="preserve">(Carnatic - melakartha 34 derivative - Sa Ri2 Ri3/Ga2 Ga3 Ma1 Pa Da1/Da2 Ni2 Sa)</w:t>
       </w:r>
     </w:p>
     <w:p>
@@ -219,7 +219,7 @@
         <w:rPr>
           <w:rtl w:val="0"/>
         </w:rPr>
-        <w:t xml:space="preserve">नि द प म - ग म म म - मा म म - मा म म</w:t>
+        <w:t xml:space="preserve">द1 प म ग ( नि द प म ) - ग म म म - मा म म - मा म म</w:t>
       </w:r>
     </w:p>
     <w:p>
@@ -241,7 +241,7 @@
         <w:rPr>
           <w:rtl w:val="0"/>
         </w:rPr>
-        <w:t xml:space="preserve">स म म म - नि द प म - गा</w:t>
+        <w:t xml:space="preserve">स म म म - द1 प म ग ( नि द प म ) - गा</w:t>
       </w:r>
     </w:p>
     <w:p>
@@ -434,6 +434,16 @@
         <w:rPr>
           <w:rtl w:val="0"/>
         </w:rPr>
+      </w:r>
+    </w:p>
+    <w:p>
+      <w:pPr>
+        <w:rPr/>
+      </w:pPr>
+      <w:r>
+        <w:rPr>
+          <w:rtl w:val="0"/>
+        </w:rPr>
         <w:t xml:space="preserve">|| आंखों में</w:t>
       </w:r>
     </w:p>
@@ -767,7 +777,7 @@
       </w:r>
     </w:p>
     <w:sectPr>
-      <w:footerReference r:id="rId6" w:type="default"/>
+      <w:footerReference r:id="rId7" w:type="default"/>
       <w:pgSz w:h="15840" w:w="12240" w:orient="portrait"/>
       <w:pgMar w:bottom="1440" w:top="1440" w:left="1440" w:right="1440" w:header="720" w:footer="720"/>
       <w:pgNumType w:start="1"/>
@@ -942,6 +952,20 @@
       <w:sz w:val="56"/>
       <w:szCs w:val="56"/>
     </w:rPr>
+  </w:style>
+  <w:style w:type="table" w:styleId="TableNormal" w:default="1">
+    <w:name w:val="TableNormal"/>
+    <w:tblPr>
+      <w:tblCellMar>
+        <w:top w:w="100.0" w:type="dxa"/>
+        <w:left w:w="100.0" w:type="dxa"/>
+        <w:bottom w:w="100.0" w:type="dxa"/>
+        <w:right w:w="100.0" w:type="dxa"/>
+      </w:tblCellMar>
+    </w:tblPr>
+  </w:style>
+  <w:style w:type="paragraph" w:styleId="Normal" w:default="1">
+    <w:name w:val="normal"/>
   </w:style>
   <w:style w:type="paragraph" w:styleId="Subtitle">
     <w:name w:val="Subtitle"/>
@@ -1275,4 +1299,19 @@
   </a:objectDefaults>
   <a:extraClrSchemeLst/>
 </a:theme>
+</file>
+
+<file path=customXML/item1.xml><?xml version="1.0" encoding="utf-8"?>
+<go:gDocsCustomXmlDataStorage xmlns:go="http://customooxmlschemas.google.com/" xmlns:r="http://schemas.openxmlformats.org/officeDocument/2006/relationships" uri="GoogleDocsCustomDataVersion2">
+  <go:docsCustomData xmlns:go="http://customooxmlschemas.google.com/" roundtripDataSignature="AMtx7mhjwCDYlMcU4XRY0D7wBLcAx5LRMw==">CgMxLjA4AHIhMV9xb05pdVVLaHZsSmswd0ZBV1BRQkY5Yi05c0ZFUWhP</go:docsCustomData>
+</go:gDocsCustomXmlDataStorage>
+</file>
+
+<file path=customXML/itemProps1.xml><?xml version="1.0" encoding="utf-8"?>
+<ds:datastoreItem xmlns:ds="http://schemas.openxmlformats.org/officeDocument/2006/customXml" ds:itemID="{11111111-1234-1234-1234-123412341234}">
+  <ds:schemaRefs>
+    <ds:schemaRef ds:uri="http://schemas.openxmlformats.org/officeDocument/2006/relationships"/>
+    <ds:schemaRef ds:uri="http://customooxmlschemas.google.com/"/>
+  </ds:schemaRefs>
+</ds:datastoreItem>
 </file>
--- a/3. MusicAndArts/1. CarnaticMusicPlusOthers/0. Books/SahajayogaBhajansAndNotes/0. Bhajans_WithWordToWordTranslations/11. AkhonMeBasee.docx
+++ b/3. MusicAndArts/1. CarnaticMusicPlusOthers/0. Books/SahajayogaBhajansAndNotes/0. Bhajans_WithWordToWordTranslations/11. AkhonMeBasee.docx
@@ -63,7 +63,17 @@
         <w:rPr>
           <w:rtl w:val="0"/>
         </w:rPr>
-        <w:t xml:space="preserve">(Breathe in and hold for smoother transitions and madhurya)</w:t>
+        <w:t xml:space="preserve">(Breathe in and hold for smoother transitions and madhurya; Also we should be touching above near the ‘higher Sa’ sahasrara through attention and sound, then it comes beautifully and while singing the attention is there .. so u can also keep going back to that exact ‘Sa’ again as if you have the shruthi app playing next to you 😊? May be while playing flute also the vibrations of the sound shoud resonate with the vibrations above our Sahasrara?)</w:t>
+      </w:r>
+    </w:p>
+    <w:p>
+      <w:pPr>
+        <w:rPr/>
+      </w:pPr>
+      <w:r>
+        <w:rPr>
+          <w:rtl w:val="0"/>
+        </w:rPr>
       </w:r>
     </w:p>
     <w:p>
@@ -143,7 +153,28 @@
         <w:rPr>
           <w:rtl w:val="0"/>
         </w:rPr>
-        <w:t xml:space="preserve">(Interlude swaras in a different tune)</w:t>
+        <w:t xml:space="preserve">(Interlude swaras/akaras in a different tune)</w:t>
+      </w:r>
+    </w:p>
+    <w:p>
+      <w:pPr>
+        <w:rPr/>
+      </w:pPr>
+      <w:r>
+        <w:rPr>
+          <w:rtl w:val="0"/>
+        </w:rPr>
+        <w:t xml:space="preserve">(? = slight up and down)</w:t>
+      </w:r>
+    </w:p>
+    <w:p>
+      <w:pPr>
+        <w:rPr/>
+      </w:pPr>
+      <w:r>
+        <w:rPr>
+          <w:rtl w:val="0"/>
+        </w:rPr>
       </w:r>
     </w:p>
     <w:p>
@@ -187,7 +218,7 @@
         <w:rPr>
           <w:rtl w:val="0"/>
         </w:rPr>
-        <w:t xml:space="preserve">स म म म - मा प म - गा</w:t>
+        <w:t xml:space="preserve">स म म म - मा प म - गा (?)</w:t>
       </w:r>
     </w:p>
     <w:p>
@@ -241,7 +272,7 @@
         <w:rPr>
           <w:rtl w:val="0"/>
         </w:rPr>
-        <w:t xml:space="preserve">स म म म - द1 प म ग ( नि द प म ) - गा</w:t>
+        <w:t xml:space="preserve">स म म म - द1 प म ग ( नि द प म ) - गा (?)</w:t>
       </w:r>
     </w:p>
     <w:p>
@@ -295,7 +326,7 @@
         <w:rPr>
           <w:rtl w:val="0"/>
         </w:rPr>
-        <w:t xml:space="preserve">स म म म - मा प म - गा )</w:t>
+        <w:t xml:space="preserve">स म म म - मा प म - गा (?)</w:t>
       </w:r>
     </w:p>
     <w:p>
@@ -327,7 +358,17 @@
         <w:rPr>
           <w:rtl w:val="0"/>
         </w:rPr>
-        <w:t xml:space="preserve">प म गा -  प म गा -  स म म म - मा प म - गा प म - गा - स म म म - मा प म - गा प म - गा </w:t>
+        <w:t xml:space="preserve">प म गा -  प म गा -  स म म म - मा प म - गा प म - गा - स म म म - मा प म - गा प म - गा (?)</w:t>
+      </w:r>
+    </w:p>
+    <w:p>
+      <w:pPr>
+        <w:rPr/>
+      </w:pPr>
+      <w:r>
+        <w:rPr>
+          <w:rtl w:val="0"/>
+        </w:rPr>
       </w:r>
     </w:p>
     <w:p>
